--- a/06_산출물_문서/2계층_절차서/QP-402_QMS_범위_결정.docx
+++ b/06_산출물_문서/2계층_절차서/QP-402_QMS_범위_결정.docx
@@ -270,11 +270,11 @@
     </w:p>
     <w:tbl>
       <w:tblPr>
-        <w:tblW w:w="8788" w:type="dxa"/>
         <w:tblCellMar>
           <w:left w:w="108" w:type="dxa"/>
           <w:right w:w="108" w:type="dxa"/>
         </w:tblCellMar>
+        <w:tblW w:w="8788" w:type="dxa"/>
         <w:tblBorders>
           <w:top w:val="single" w:sz="4" w:color="2E74B5" w:space="0"/>
           <w:left w:val="single" w:sz="4" w:color="2E74B5" w:space="0"/>
@@ -294,13 +294,13 @@
         <w:tc>
           <w:tcPr>
             <w:tcW w:w="1500" w:type="dxa"/>
-            <w:shd w:val="clear" w:color="auto" w:fill="D9D9D9"/>
-            <w:tcMar>
-              <w:top w:w="60" w:type="dxa"/>
-              <w:left w:w="120" w:type="dxa"/>
-              <w:bottom w:w="60" w:type="dxa"/>
-              <w:right w:w="120" w:type="dxa"/>
-            </w:tcMar>
+            <w:tcMar>
+              <w:top w:w="60" w:type="dxa"/>
+              <w:left w:w="120" w:type="dxa"/>
+              <w:bottom w:w="60" w:type="dxa"/>
+              <w:right w:w="120" w:type="dxa"/>
+            </w:tcMar>
+            <w:shd w:val="clear" w:color="auto" w:fill="DEEAF1"/>
           </w:tcPr>
           <w:p>
             <w:pPr>
@@ -320,13 +320,13 @@
         <w:tc>
           <w:tcPr>
             <w:tcW w:w="2800" w:type="dxa"/>
-            <w:shd w:val="clear" w:color="auto" w:fill="D9D9D9"/>
-            <w:tcMar>
-              <w:top w:w="60" w:type="dxa"/>
-              <w:left w:w="120" w:type="dxa"/>
-              <w:bottom w:w="60" w:type="dxa"/>
-              <w:right w:w="120" w:type="dxa"/>
-            </w:tcMar>
+            <w:tcMar>
+              <w:top w:w="60" w:type="dxa"/>
+              <w:left w:w="120" w:type="dxa"/>
+              <w:bottom w:w="60" w:type="dxa"/>
+              <w:right w:w="120" w:type="dxa"/>
+            </w:tcMar>
+            <w:shd w:val="clear" w:color="auto" w:fill="DEEAF1"/>
           </w:tcPr>
           <w:p>
             <w:pPr>
@@ -346,13 +346,13 @@
         <w:tc>
           <w:tcPr>
             <w:tcW w:w="2000" w:type="dxa"/>
-            <w:shd w:val="clear" w:color="auto" w:fill="D9D9D9"/>
-            <w:tcMar>
-              <w:top w:w="60" w:type="dxa"/>
-              <w:left w:w="120" w:type="dxa"/>
-              <w:bottom w:w="60" w:type="dxa"/>
-              <w:right w:w="120" w:type="dxa"/>
-            </w:tcMar>
+            <w:tcMar>
+              <w:top w:w="60" w:type="dxa"/>
+              <w:left w:w="120" w:type="dxa"/>
+              <w:bottom w:w="60" w:type="dxa"/>
+              <w:right w:w="120" w:type="dxa"/>
+            </w:tcMar>
+            <w:shd w:val="clear" w:color="auto" w:fill="DEEAF1"/>
           </w:tcPr>
           <w:p>
             <w:pPr>
@@ -372,13 +372,13 @@
         <w:tc>
           <w:tcPr>
             <w:tcW w:w="2488" w:type="dxa"/>
-            <w:shd w:val="clear" w:color="auto" w:fill="D9D9D9"/>
-            <w:tcMar>
-              <w:top w:w="60" w:type="dxa"/>
-              <w:left w:w="120" w:type="dxa"/>
-              <w:bottom w:w="60" w:type="dxa"/>
-              <w:right w:w="120" w:type="dxa"/>
-            </w:tcMar>
+            <w:tcMar>
+              <w:top w:w="60" w:type="dxa"/>
+              <w:left w:w="120" w:type="dxa"/>
+              <w:bottom w:w="60" w:type="dxa"/>
+              <w:right w:w="120" w:type="dxa"/>
+            </w:tcMar>
+            <w:shd w:val="clear" w:color="auto" w:fill="DEEAF1"/>
           </w:tcPr>
           <w:p>
             <w:pPr>
@@ -1154,7 +1154,7 @@
         </w:trPr>
         <w:tc>
           <w:tcPr>
-            <w:tcW w:w="2460" w:type="dxa"/>
+            <w:tcW w:w="2293" w:type="dxa"/>
             <w:tcMar>
               <w:top w:w="60" w:type="dxa"/>
               <w:left w:w="120" w:type="dxa"/>
@@ -1175,7 +1175,7 @@
         </w:tc>
         <w:tc>
           <w:tcPr>
-            <w:tcW w:w="6328" w:type="dxa"/>
+            <w:tcW w:w="6495" w:type="dxa"/>
             <w:tcMar>
               <w:top w:w="60" w:type="dxa"/>
               <w:left w:w="120" w:type="dxa"/>
@@ -1197,9 +1197,7 @@
       </w:tr>
       <w:tr>
         <w:tc>
-          <w:tcPr>
-            <w:tcW w:w="2460" w:type="dxa"/>
-          </w:tcPr>
+          <w:tcPr/>
           <w:p>
             <w:pPr>
               <w:pStyle w:val="Compact"/>
@@ -1211,7 +1209,7 @@
         </w:tc>
         <w:tc>
           <w:tcPr>
-            <w:tcW w:w="6328" w:type="dxa"/>
+            <w:tcW w:w="6495" w:type="dxa"/>
             <w:tcMar>
               <w:top w:w="60" w:type="dxa"/>
               <w:left w:w="120" w:type="dxa"/>
@@ -1244,6 +1242,7 @@
         </w:tc>
         <w:tc>
           <w:tcPr>
+            <w:tcW w:w="6495" w:type="dxa"/>
             <w:tcMar>
               <w:top w:w="60" w:type="dxa"/>
               <w:left w:w="120" w:type="dxa"/>
@@ -1275,9 +1274,7 @@
           </w:p>
         </w:tc>
         <w:tc>
-          <w:tcPr>
-            <w:tcW w:w="6328" w:type="dxa"/>
-          </w:tcPr>
+          <w:tcPr/>
           <w:p>
             <w:pPr>
               <w:pStyle w:val="Compact"/>
@@ -1290,19 +1287,10 @@
       </w:tr>
       <w:tr>
         <w:tc>
-          <w:tcPr>
-            <w:tcW w:w="2460" w:type="dxa"/>
-            <w:tcMar>
-              <w:top w:w="60" w:type="dxa"/>
-              <w:left w:w="120" w:type="dxa"/>
-              <w:bottom w:w="60" w:type="dxa"/>
-              <w:right w:w="120" w:type="dxa"/>
-            </w:tcMar>
-          </w:tcPr>
-          <w:p>
-            <w:pPr>
-              <w:pStyle w:val="Compact"/>
-              <w:wordWrap w:val="1"/>
+          <w:tcPr/>
+          <w:p>
+            <w:pPr>
+              <w:pStyle w:val="Compact"/>
             </w:pPr>
             <w:r>
               <w:t xml:space="preserve">QM-001</w:t>
@@ -1310,10 +1298,19 @@
           </w:p>
         </w:tc>
         <w:tc>
-          <w:tcPr/>
-          <w:p>
-            <w:pPr>
-              <w:pStyle w:val="Compact"/>
+          <w:tcPr>
+            <w:tcW w:w="6495" w:type="dxa"/>
+            <w:tcMar>
+              <w:top w:w="60" w:type="dxa"/>
+              <w:left w:w="120" w:type="dxa"/>
+              <w:bottom w:w="60" w:type="dxa"/>
+              <w:right w:w="120" w:type="dxa"/>
+            </w:tcMar>
+          </w:tcPr>
+          <w:p>
+            <w:pPr>
+              <w:pStyle w:val="Compact"/>
+              <w:wordWrap w:val="1"/>
             </w:pPr>
             <w:r>
               <w:t xml:space="preserve">품질매뉴얼 §4.3 QMS 범위 결정</w:t>
@@ -1323,18 +1320,10 @@
       </w:tr>
       <w:tr>
         <w:tc>
-          <w:tcPr>
-            <w:tcMar>
-              <w:top w:w="60" w:type="dxa"/>
-              <w:left w:w="120" w:type="dxa"/>
-              <w:bottom w:w="60" w:type="dxa"/>
-              <w:right w:w="120" w:type="dxa"/>
-            </w:tcMar>
-          </w:tcPr>
-          <w:p>
-            <w:pPr>
-              <w:pStyle w:val="Compact"/>
-              <w:wordWrap w:val="1"/>
+          <w:tcPr/>
+          <w:p>
+            <w:pPr>
+              <w:pStyle w:val="Compact"/>
             </w:pPr>
             <w:r>
               <w:t xml:space="preserve">QP-401</w:t>
@@ -1342,18 +1331,10 @@
           </w:p>
         </w:tc>
         <w:tc>
-          <w:tcPr>
-            <w:tcMar>
-              <w:top w:w="60" w:type="dxa"/>
-              <w:left w:w="120" w:type="dxa"/>
-              <w:bottom w:w="60" w:type="dxa"/>
-              <w:right w:w="120" w:type="dxa"/>
-            </w:tcMar>
-          </w:tcPr>
-          <w:p>
-            <w:pPr>
-              <w:pStyle w:val="Compact"/>
-              <w:wordWrap w:val="1"/>
+          <w:tcPr/>
+          <w:p>
+            <w:pPr>
+              <w:pStyle w:val="Compact"/>
             </w:pPr>
             <w:r>
               <w:t xml:space="preserve">조직 상황 및 이해관계자 관리 절차서</w:t>
@@ -1397,7 +1378,7 @@
         </w:trPr>
         <w:tc>
           <w:tcPr>
-            <w:tcW w:w="2460" w:type="dxa"/>
+            <w:tcW w:w="3000" w:type="dxa"/>
             <w:tcMar>
               <w:top w:w="60" w:type="dxa"/>
               <w:left w:w="120" w:type="dxa"/>
@@ -1418,7 +1399,7 @@
         </w:tc>
         <w:tc>
           <w:tcPr>
-            <w:tcW w:w="6328" w:type="dxa"/>
+            <w:tcW w:w="5788" w:type="dxa"/>
             <w:tcMar>
               <w:top w:w="60" w:type="dxa"/>
               <w:left w:w="120" w:type="dxa"/>
@@ -1440,9 +1421,7 @@
       </w:tr>
       <w:tr>
         <w:tc>
-          <w:tcPr>
-            <w:tcW w:w="2460" w:type="dxa"/>
-          </w:tcPr>
+          <w:tcPr/>
           <w:p>
             <w:pPr>
               <w:pStyle w:val="Compact"/>
@@ -1454,7 +1433,7 @@
         </w:tc>
         <w:tc>
           <w:tcPr>
-            <w:tcW w:w="6328" w:type="dxa"/>
+            <w:tcW w:w="5788" w:type="dxa"/>
             <w:tcMar>
               <w:top w:w="60" w:type="dxa"/>
               <w:left w:w="120" w:type="dxa"/>
@@ -1487,6 +1466,7 @@
         </w:tc>
         <w:tc>
           <w:tcPr>
+            <w:tcW w:w="5788" w:type="dxa"/>
             <w:tcMar>
               <w:top w:w="60" w:type="dxa"/>
               <w:left w:w="120" w:type="dxa"/>
@@ -1518,9 +1498,7 @@
           </w:p>
         </w:tc>
         <w:tc>
-          <w:tcPr>
-            <w:tcW w:w="6328" w:type="dxa"/>
-          </w:tcPr>
+          <w:tcPr/>
           <w:p>
             <w:pPr>
               <w:pStyle w:val="Compact"/>
@@ -1533,19 +1511,10 @@
       </w:tr>
       <w:tr>
         <w:tc>
-          <w:tcPr>
-            <w:tcW w:w="2460" w:type="dxa"/>
-            <w:tcMar>
-              <w:top w:w="60" w:type="dxa"/>
-              <w:left w:w="120" w:type="dxa"/>
-              <w:bottom w:w="60" w:type="dxa"/>
-              <w:right w:w="120" w:type="dxa"/>
-            </w:tcMar>
-          </w:tcPr>
-          <w:p>
-            <w:pPr>
-              <w:pStyle w:val="Compact"/>
-              <w:wordWrap w:val="1"/>
+          <w:tcPr/>
+          <w:p>
+            <w:pPr>
+              <w:pStyle w:val="Compact"/>
             </w:pPr>
             <w:r>
               <w:t xml:space="preserve">인증 범위 기술서 (Scope Statement)</w:t>
@@ -1553,10 +1522,19 @@
           </w:p>
         </w:tc>
         <w:tc>
-          <w:tcPr/>
-          <w:p>
-            <w:pPr>
-              <w:pStyle w:val="Compact"/>
+          <w:tcPr>
+            <w:tcW w:w="5788" w:type="dxa"/>
+            <w:tcMar>
+              <w:top w:w="60" w:type="dxa"/>
+              <w:left w:w="120" w:type="dxa"/>
+              <w:bottom w:w="60" w:type="dxa"/>
+              <w:right w:w="120" w:type="dxa"/>
+            </w:tcMar>
+          </w:tcPr>
+          <w:p>
+            <w:pPr>
+              <w:pStyle w:val="Compact"/>
+              <w:wordWrap w:val="1"/>
             </w:pPr>
             <w:r>
               <w:t xml:space="preserve">인증서에 기재되는 QMS 적용 범위의 공식 기술</w:t>
@@ -1566,18 +1544,10 @@
       </w:tr>
       <w:tr>
         <w:tc>
-          <w:tcPr>
-            <w:tcMar>
-              <w:top w:w="60" w:type="dxa"/>
-              <w:left w:w="120" w:type="dxa"/>
-              <w:bottom w:w="60" w:type="dxa"/>
-              <w:right w:w="120" w:type="dxa"/>
-            </w:tcMar>
-          </w:tcPr>
-          <w:p>
-            <w:pPr>
-              <w:pStyle w:val="Compact"/>
-              <w:wordWrap w:val="1"/>
+          <w:tcPr/>
+          <w:p>
+            <w:pPr>
+              <w:pStyle w:val="Compact"/>
             </w:pPr>
             <w:r>
               <w:t xml:space="preserve">사업장 (Site)</w:t>
@@ -1585,18 +1555,10 @@
           </w:p>
         </w:tc>
         <w:tc>
-          <w:tcPr>
-            <w:tcMar>
-              <w:top w:w="60" w:type="dxa"/>
-              <w:left w:w="120" w:type="dxa"/>
-              <w:bottom w:w="60" w:type="dxa"/>
-              <w:right w:w="120" w:type="dxa"/>
-            </w:tcMar>
-          </w:tcPr>
-          <w:p>
-            <w:pPr>
-              <w:pStyle w:val="Compact"/>
-              <w:wordWrap w:val="1"/>
+          <w:tcPr/>
+          <w:p>
+            <w:pPr>
+              <w:pStyle w:val="Compact"/>
             </w:pPr>
             <w:r>
               <w:t xml:space="preserve">QMS가 적용되는 물리적 위치</w:t>
@@ -1640,7 +1602,7 @@
         </w:trPr>
         <w:tc>
           <w:tcPr>
-            <w:tcW w:w="2460" w:type="dxa"/>
+            <w:tcW w:w="2592" w:type="dxa"/>
             <w:tcMar>
               <w:top w:w="60" w:type="dxa"/>
               <w:left w:w="120" w:type="dxa"/>
@@ -1661,7 +1623,7 @@
         </w:tc>
         <w:tc>
           <w:tcPr>
-            <w:tcW w:w="6328" w:type="dxa"/>
+            <w:tcW w:w="6196" w:type="dxa"/>
             <w:tcMar>
               <w:top w:w="60" w:type="dxa"/>
               <w:left w:w="120" w:type="dxa"/>
@@ -1683,9 +1645,7 @@
       </w:tr>
       <w:tr>
         <w:tc>
-          <w:tcPr>
-            <w:tcW w:w="2460" w:type="dxa"/>
-          </w:tcPr>
+          <w:tcPr/>
           <w:p>
             <w:pPr>
               <w:pStyle w:val="Compact"/>
@@ -1701,7 +1661,7 @@
         </w:tc>
         <w:tc>
           <w:tcPr>
-            <w:tcW w:w="6328" w:type="dxa"/>
+            <w:tcW w:w="6196" w:type="dxa"/>
             <w:tcMar>
               <w:top w:w="60" w:type="dxa"/>
               <w:left w:w="120" w:type="dxa"/>
@@ -1722,9 +1682,7 @@
       </w:tr>
       <w:tr>
         <w:tc>
-          <w:tcPr>
-            <w:tcW w:w="2460" w:type="dxa"/>
-          </w:tcPr>
+          <w:tcPr/>
           <w:p>
             <w:pPr>
               <w:pStyle w:val="Compact"/>
@@ -1740,7 +1698,7 @@
         </w:tc>
         <w:tc>
           <w:tcPr>
-            <w:tcW w:w="6328" w:type="dxa"/>
+            <w:tcW w:w="6196" w:type="dxa"/>
             <w:tcMar>
               <w:top w:w="60" w:type="dxa"/>
               <w:left w:w="120" w:type="dxa"/>
@@ -1789,18 +1747,10 @@
       </w:tr>
       <w:tr>
         <w:tc>
-          <w:tcPr>
-            <w:tcMar>
-              <w:top w:w="60" w:type="dxa"/>
-              <w:left w:w="120" w:type="dxa"/>
-              <w:bottom w:w="60" w:type="dxa"/>
-              <w:right w:w="120" w:type="dxa"/>
-            </w:tcMar>
-          </w:tcPr>
-          <w:p>
-            <w:pPr>
-              <w:pStyle w:val="Compact"/>
-              <w:wordWrap w:val="1"/>
+          <w:tcPr/>
+          <w:p>
+            <w:pPr>
+              <w:pStyle w:val="Compact"/>
             </w:pPr>
             <w:r>
               <w:rPr>
@@ -1813,7 +1763,7 @@
         </w:tc>
         <w:tc>
           <w:tcPr>
-            <w:tcW w:w="6328" w:type="dxa"/>
+            <w:tcW w:w="6196" w:type="dxa"/>
             <w:tcMar>
               <w:top w:w="60" w:type="dxa"/>
               <w:left w:w="120" w:type="dxa"/>
@@ -2159,233 +2109,361 @@
         <w:t xml:space="preserve">6.2 범위 결정 절차</w:t>
       </w:r>
     </w:p>
-    <w:p>
-      <w:pPr>
-        <w:pStyle w:val="SourceCode"/>
-      </w:pPr>
-      <w:r>
-        <w:rPr>
-          <w:rStyle w:val="VerbatimChar"/>
-        </w:rPr>
-        <w:t xml:space="preserve">① 조직 상황 분석 결과 검토 (QP-401)</w:t>
-      </w:r>
-      <w:r>
-        <w:br/>
-      </w:r>
-      <w:r>
-        <w:rPr>
-          <w:rStyle w:val="VerbatimChar"/>
-        </w:rPr>
-        <w:t xml:space="preserve">    │</w:t>
-      </w:r>
-      <w:r>
-        <w:br/>
-      </w:r>
-      <w:r>
-        <w:rPr>
-          <w:rStyle w:val="VerbatimChar"/>
-        </w:rPr>
-        <w:t xml:space="preserve">    ▼</w:t>
-      </w:r>
-      <w:r>
-        <w:br/>
-      </w:r>
-      <w:r>
-        <w:rPr>
-          <w:rStyle w:val="VerbatimChar"/>
-        </w:rPr>
-        <w:t xml:space="preserve">② 제품/서비스 유형 식별</w:t>
-      </w:r>
-      <w:r>
-        <w:br/>
-      </w:r>
-      <w:r>
-        <w:rPr>
-          <w:rStyle w:val="VerbatimChar"/>
-        </w:rPr>
-        <w:t xml:space="preserve">    │</w:t>
-      </w:r>
-      <w:r>
-        <w:br/>
-      </w:r>
-      <w:r>
-        <w:rPr>
-          <w:rStyle w:val="VerbatimChar"/>
-        </w:rPr>
-        <w:t xml:space="preserve">    ▼</w:t>
-      </w:r>
-      <w:r>
-        <w:br/>
-      </w:r>
-      <w:r>
-        <w:rPr>
-          <w:rStyle w:val="VerbatimChar"/>
-        </w:rPr>
-        <w:t xml:space="preserve">③ 사업장 및 조직 기능 식별</w:t>
-      </w:r>
-      <w:r>
-        <w:br/>
-      </w:r>
-      <w:r>
-        <w:rPr>
-          <w:rStyle w:val="VerbatimChar"/>
-        </w:rPr>
-        <w:t xml:space="preserve">    │</w:t>
-      </w:r>
-      <w:r>
-        <w:br/>
-      </w:r>
-      <w:r>
-        <w:rPr>
-          <w:rStyle w:val="VerbatimChar"/>
-        </w:rPr>
-        <w:t xml:space="preserve">    ▼</w:t>
-      </w:r>
-      <w:r>
-        <w:br/>
-      </w:r>
-      <w:r>
-        <w:rPr>
-          <w:rStyle w:val="VerbatimChar"/>
-        </w:rPr>
-        <w:t xml:space="preserve">④ 해당 프로세스 식별</w:t>
-      </w:r>
-      <w:r>
-        <w:br/>
-      </w:r>
-      <w:r>
-        <w:rPr>
-          <w:rStyle w:val="VerbatimChar"/>
-        </w:rPr>
-        <w:t xml:space="preserve">    │</w:t>
-      </w:r>
-      <w:r>
-        <w:br/>
-      </w:r>
-      <w:r>
-        <w:rPr>
-          <w:rStyle w:val="VerbatimChar"/>
-        </w:rPr>
-        <w:t xml:space="preserve">    ▼</w:t>
-      </w:r>
-      <w:r>
-        <w:br/>
-      </w:r>
-      <w:r>
-        <w:rPr>
-          <w:rStyle w:val="VerbatimChar"/>
-        </w:rPr>
-        <w:t xml:space="preserve">⑤ AS9100D 요구사항 적용 가능성 검토</w:t>
-      </w:r>
-      <w:r>
-        <w:br/>
-      </w:r>
-      <w:r>
-        <w:rPr>
-          <w:rStyle w:val="VerbatimChar"/>
-        </w:rPr>
-        <w:t xml:space="preserve">    │</w:t>
-      </w:r>
-      <w:r>
-        <w:br/>
-      </w:r>
-      <w:r>
-        <w:rPr>
-          <w:rStyle w:val="VerbatimChar"/>
-        </w:rPr>
-        <w:t xml:space="preserve">    ▼</w:t>
-      </w:r>
-      <w:r>
-        <w:br/>
-      </w:r>
-      <w:r>
-        <w:rPr>
-          <w:rStyle w:val="VerbatimChar"/>
-        </w:rPr>
-        <w:t xml:space="preserve">⑥ 적용 제외 사항 검토 및 정당화 (8절)</w:t>
-      </w:r>
-      <w:r>
-        <w:br/>
-      </w:r>
-      <w:r>
-        <w:rPr>
-          <w:rStyle w:val="VerbatimChar"/>
-        </w:rPr>
-        <w:t xml:space="preserve">    │</w:t>
-      </w:r>
-      <w:r>
-        <w:br/>
-      </w:r>
-      <w:r>
-        <w:rPr>
-          <w:rStyle w:val="VerbatimChar"/>
-        </w:rPr>
-        <w:t xml:space="preserve">    ▼</w:t>
-      </w:r>
-      <w:r>
-        <w:br/>
-      </w:r>
-      <w:r>
-        <w:rPr>
-          <w:rStyle w:val="VerbatimChar"/>
-        </w:rPr>
-        <w:t xml:space="preserve">⑦ 범위 기술서 초안 작성</w:t>
-      </w:r>
-      <w:r>
-        <w:br/>
-      </w:r>
-      <w:r>
-        <w:rPr>
-          <w:rStyle w:val="VerbatimChar"/>
-        </w:rPr>
-        <w:t xml:space="preserve">    │</w:t>
-      </w:r>
-      <w:r>
-        <w:br/>
-      </w:r>
-      <w:r>
-        <w:rPr>
-          <w:rStyle w:val="VerbatimChar"/>
-        </w:rPr>
-        <w:t xml:space="preserve">    ▼</w:t>
-      </w:r>
-      <w:r>
-        <w:br/>
-      </w:r>
-      <w:r>
-        <w:rPr>
-          <w:rStyle w:val="VerbatimChar"/>
-        </w:rPr>
-        <w:t xml:space="preserve">⑧ 경영진 검토 및 승인</w:t>
-      </w:r>
-      <w:r>
-        <w:br/>
-      </w:r>
-      <w:r>
-        <w:rPr>
-          <w:rStyle w:val="VerbatimChar"/>
-        </w:rPr>
-        <w:t xml:space="preserve">    │</w:t>
-      </w:r>
-      <w:r>
-        <w:br/>
-      </w:r>
-      <w:r>
-        <w:rPr>
-          <w:rStyle w:val="VerbatimChar"/>
-        </w:rPr>
-        <w:t xml:space="preserve">    ▼</w:t>
-      </w:r>
-      <w:r>
-        <w:br/>
-      </w:r>
-      <w:r>
-        <w:rPr>
-          <w:rStyle w:val="VerbatimChar"/>
-        </w:rPr>
-        <w:t xml:space="preserve">⑨ 품질매뉴얼(QM-001) 및 인증 신청서에 반영</w:t>
-      </w:r>
-    </w:p>
+    <w:tbl>
+      <w:tblPr>
+        <w:tblLook w:firstColumn="1" w:firstRow="1" w:lastColumn="0" w:lastRow="0" w:noHBand="0" w:noVBand="1" w:val="04A0"/>
+        <w:tblW w:w="8788" w:type="dxa"/>
+        <w:tblBorders>
+          <w:top w:val="single" w:sz="4" w:color="2E74B5" w:space="0"/>
+          <w:left w:val="single" w:sz="4" w:color="2E74B5" w:space="0"/>
+          <w:bottom w:val="single" w:sz="4" w:color="2E74B5" w:space="0"/>
+          <w:right w:val="single" w:sz="4" w:color="2E74B5" w:space="0"/>
+          <w:insideH w:val="single" w:sz="4" w:color="BDD7EE" w:space="0"/>
+          <w:insideV w:val="single" w:sz="2" w:color="D9D9D9" w:space="0"/>
+        </w:tblBorders>
+      </w:tblPr>
+      <w:tblGrid>
+        <w:gridCol w:w="8788"/>
+      </w:tblGrid>
+      <w:tr>
+        <w:tc>
+          <w:tcPr>
+            <w:tcW w:w="8788" w:type="dxa"/>
+            <w:tcMar>
+              <w:top w:w="80" w:type="dxa"/>
+              <w:left w:w="140" w:type="dxa"/>
+              <w:bottom w:w="80" w:type="dxa"/>
+              <w:right w:w="140" w:type="dxa"/>
+            </w:tcMar>
+          </w:tcPr>
+          <w:p>
+            <w:pPr>
+              <w:spacing w:before="0" w:after="0" w:line="240" w:lineRule="auto"/>
+            </w:pPr>
+            <w:r>
+              <w:rPr>
+                <w:rFonts w:ascii="Courier New" w:hAnsi="Courier New" w:eastAsia="NanumGothicCoding"/>
+                <w:sz w:val="18"/>
+                <w:szCs w:val="18"/>
+              </w:rPr>
+              <w:t xml:space="preserve">① 조직 상황 분석 결과 검토 (QP-401)</w:t>
+            </w:r>
+          </w:p>
+          <w:p>
+            <w:pPr>
+              <w:spacing w:before="0" w:after="0" w:line="240" w:lineRule="auto"/>
+            </w:pPr>
+            <w:r>
+              <w:rPr>
+                <w:rFonts w:ascii="Courier New" w:hAnsi="Courier New" w:eastAsia="NanumGothicCoding"/>
+                <w:sz w:val="18"/>
+                <w:szCs w:val="18"/>
+              </w:rPr>
+              <w:t xml:space="preserve">    │</w:t>
+            </w:r>
+          </w:p>
+          <w:p>
+            <w:pPr>
+              <w:spacing w:before="0" w:after="0" w:line="240" w:lineRule="auto"/>
+            </w:pPr>
+            <w:r>
+              <w:rPr>
+                <w:rFonts w:ascii="Courier New" w:hAnsi="Courier New" w:eastAsia="NanumGothicCoding"/>
+                <w:sz w:val="18"/>
+                <w:szCs w:val="18"/>
+              </w:rPr>
+              <w:t xml:space="preserve">    ▼</w:t>
+            </w:r>
+          </w:p>
+          <w:p>
+            <w:pPr>
+              <w:spacing w:before="0" w:after="0" w:line="240" w:lineRule="auto"/>
+            </w:pPr>
+            <w:r>
+              <w:rPr>
+                <w:rFonts w:ascii="Courier New" w:hAnsi="Courier New" w:eastAsia="NanumGothicCoding"/>
+                <w:sz w:val="18"/>
+                <w:szCs w:val="18"/>
+              </w:rPr>
+              <w:t xml:space="preserve">② 제품/서비스 유형 식별</w:t>
+            </w:r>
+          </w:p>
+          <w:p>
+            <w:pPr>
+              <w:spacing w:before="0" w:after="0" w:line="240" w:lineRule="auto"/>
+            </w:pPr>
+            <w:r>
+              <w:rPr>
+                <w:rFonts w:ascii="Courier New" w:hAnsi="Courier New" w:eastAsia="NanumGothicCoding"/>
+                <w:sz w:val="18"/>
+                <w:szCs w:val="18"/>
+              </w:rPr>
+              <w:t xml:space="preserve">    │</w:t>
+            </w:r>
+          </w:p>
+          <w:p>
+            <w:pPr>
+              <w:spacing w:before="0" w:after="0" w:line="240" w:lineRule="auto"/>
+            </w:pPr>
+            <w:r>
+              <w:rPr>
+                <w:rFonts w:ascii="Courier New" w:hAnsi="Courier New" w:eastAsia="NanumGothicCoding"/>
+                <w:sz w:val="18"/>
+                <w:szCs w:val="18"/>
+              </w:rPr>
+              <w:t xml:space="preserve">    ▼</w:t>
+            </w:r>
+          </w:p>
+          <w:p>
+            <w:pPr>
+              <w:spacing w:before="0" w:after="0" w:line="240" w:lineRule="auto"/>
+            </w:pPr>
+            <w:r>
+              <w:rPr>
+                <w:rFonts w:ascii="Courier New" w:hAnsi="Courier New" w:eastAsia="NanumGothicCoding"/>
+                <w:sz w:val="18"/>
+                <w:szCs w:val="18"/>
+              </w:rPr>
+              <w:t xml:space="preserve">③ 사업장 및 조직 기능 식별</w:t>
+            </w:r>
+          </w:p>
+          <w:p>
+            <w:pPr>
+              <w:spacing w:before="0" w:after="0" w:line="240" w:lineRule="auto"/>
+            </w:pPr>
+            <w:r>
+              <w:rPr>
+                <w:rFonts w:ascii="Courier New" w:hAnsi="Courier New" w:eastAsia="NanumGothicCoding"/>
+                <w:sz w:val="18"/>
+                <w:szCs w:val="18"/>
+              </w:rPr>
+              <w:t xml:space="preserve">    │</w:t>
+            </w:r>
+          </w:p>
+          <w:p>
+            <w:pPr>
+              <w:spacing w:before="0" w:after="0" w:line="240" w:lineRule="auto"/>
+            </w:pPr>
+            <w:r>
+              <w:rPr>
+                <w:rFonts w:ascii="Courier New" w:hAnsi="Courier New" w:eastAsia="NanumGothicCoding"/>
+                <w:sz w:val="18"/>
+                <w:szCs w:val="18"/>
+              </w:rPr>
+              <w:t xml:space="preserve">    ▼</w:t>
+            </w:r>
+          </w:p>
+          <w:p>
+            <w:pPr>
+              <w:spacing w:before="0" w:after="0" w:line="240" w:lineRule="auto"/>
+            </w:pPr>
+            <w:r>
+              <w:rPr>
+                <w:rFonts w:ascii="Courier New" w:hAnsi="Courier New" w:eastAsia="NanumGothicCoding"/>
+                <w:sz w:val="18"/>
+                <w:szCs w:val="18"/>
+              </w:rPr>
+              <w:t xml:space="preserve">④ 해당 프로세스 식별</w:t>
+            </w:r>
+          </w:p>
+          <w:p>
+            <w:pPr>
+              <w:spacing w:before="0" w:after="0" w:line="240" w:lineRule="auto"/>
+            </w:pPr>
+            <w:r>
+              <w:rPr>
+                <w:rFonts w:ascii="Courier New" w:hAnsi="Courier New" w:eastAsia="NanumGothicCoding"/>
+                <w:sz w:val="18"/>
+                <w:szCs w:val="18"/>
+              </w:rPr>
+              <w:t xml:space="preserve">    │</w:t>
+            </w:r>
+          </w:p>
+          <w:p>
+            <w:pPr>
+              <w:spacing w:before="0" w:after="0" w:line="240" w:lineRule="auto"/>
+            </w:pPr>
+            <w:r>
+              <w:rPr>
+                <w:rFonts w:ascii="Courier New" w:hAnsi="Courier New" w:eastAsia="NanumGothicCoding"/>
+                <w:sz w:val="18"/>
+                <w:szCs w:val="18"/>
+              </w:rPr>
+              <w:t xml:space="preserve">    ▼</w:t>
+            </w:r>
+          </w:p>
+          <w:p>
+            <w:pPr>
+              <w:spacing w:before="0" w:after="0" w:line="240" w:lineRule="auto"/>
+            </w:pPr>
+            <w:r>
+              <w:rPr>
+                <w:rFonts w:ascii="Courier New" w:hAnsi="Courier New" w:eastAsia="NanumGothicCoding"/>
+                <w:sz w:val="18"/>
+                <w:szCs w:val="18"/>
+              </w:rPr>
+              <w:t xml:space="preserve">⑤ AS9100D 요구사항 적용 가능성 검토</w:t>
+            </w:r>
+          </w:p>
+          <w:p>
+            <w:pPr>
+              <w:spacing w:before="0" w:after="0" w:line="240" w:lineRule="auto"/>
+            </w:pPr>
+            <w:r>
+              <w:rPr>
+                <w:rFonts w:ascii="Courier New" w:hAnsi="Courier New" w:eastAsia="NanumGothicCoding"/>
+                <w:sz w:val="18"/>
+                <w:szCs w:val="18"/>
+              </w:rPr>
+              <w:t xml:space="preserve">    │</w:t>
+            </w:r>
+          </w:p>
+          <w:p>
+            <w:pPr>
+              <w:spacing w:before="0" w:after="0" w:line="240" w:lineRule="auto"/>
+            </w:pPr>
+            <w:r>
+              <w:rPr>
+                <w:rFonts w:ascii="Courier New" w:hAnsi="Courier New" w:eastAsia="NanumGothicCoding"/>
+                <w:sz w:val="18"/>
+                <w:szCs w:val="18"/>
+              </w:rPr>
+              <w:t xml:space="preserve">    ▼</w:t>
+            </w:r>
+          </w:p>
+          <w:p>
+            <w:pPr>
+              <w:spacing w:before="0" w:after="0" w:line="240" w:lineRule="auto"/>
+            </w:pPr>
+            <w:r>
+              <w:rPr>
+                <w:rFonts w:ascii="Courier New" w:hAnsi="Courier New" w:eastAsia="NanumGothicCoding"/>
+                <w:sz w:val="18"/>
+                <w:szCs w:val="18"/>
+              </w:rPr>
+              <w:t xml:space="preserve">⑥ 적용 제외 사항 검토 및 정당화 (8절)</w:t>
+            </w:r>
+          </w:p>
+          <w:p>
+            <w:pPr>
+              <w:spacing w:before="0" w:after="0" w:line="240" w:lineRule="auto"/>
+            </w:pPr>
+            <w:r>
+              <w:rPr>
+                <w:rFonts w:ascii="Courier New" w:hAnsi="Courier New" w:eastAsia="NanumGothicCoding"/>
+                <w:sz w:val="18"/>
+                <w:szCs w:val="18"/>
+              </w:rPr>
+              <w:t xml:space="preserve">    │</w:t>
+            </w:r>
+          </w:p>
+          <w:p>
+            <w:pPr>
+              <w:spacing w:before="0" w:after="0" w:line="240" w:lineRule="auto"/>
+            </w:pPr>
+            <w:r>
+              <w:rPr>
+                <w:rFonts w:ascii="Courier New" w:hAnsi="Courier New" w:eastAsia="NanumGothicCoding"/>
+                <w:sz w:val="18"/>
+                <w:szCs w:val="18"/>
+              </w:rPr>
+              <w:t xml:space="preserve">    ▼</w:t>
+            </w:r>
+          </w:p>
+          <w:p>
+            <w:pPr>
+              <w:spacing w:before="0" w:after="0" w:line="240" w:lineRule="auto"/>
+            </w:pPr>
+            <w:r>
+              <w:rPr>
+                <w:rFonts w:ascii="Courier New" w:hAnsi="Courier New" w:eastAsia="NanumGothicCoding"/>
+                <w:sz w:val="18"/>
+                <w:szCs w:val="18"/>
+              </w:rPr>
+              <w:t xml:space="preserve">⑦ 범위 기술서 초안 작성</w:t>
+            </w:r>
+          </w:p>
+          <w:p>
+            <w:pPr>
+              <w:spacing w:before="0" w:after="0" w:line="240" w:lineRule="auto"/>
+            </w:pPr>
+            <w:r>
+              <w:rPr>
+                <w:rFonts w:ascii="Courier New" w:hAnsi="Courier New" w:eastAsia="NanumGothicCoding"/>
+                <w:sz w:val="18"/>
+                <w:szCs w:val="18"/>
+              </w:rPr>
+              <w:t xml:space="preserve">    │</w:t>
+            </w:r>
+          </w:p>
+          <w:p>
+            <w:pPr>
+              <w:spacing w:before="0" w:after="0" w:line="240" w:lineRule="auto"/>
+            </w:pPr>
+            <w:r>
+              <w:rPr>
+                <w:rFonts w:ascii="Courier New" w:hAnsi="Courier New" w:eastAsia="NanumGothicCoding"/>
+                <w:sz w:val="18"/>
+                <w:szCs w:val="18"/>
+              </w:rPr>
+              <w:t xml:space="preserve">    ▼</w:t>
+            </w:r>
+          </w:p>
+          <w:p>
+            <w:pPr>
+              <w:spacing w:before="0" w:after="0" w:line="240" w:lineRule="auto"/>
+            </w:pPr>
+            <w:r>
+              <w:rPr>
+                <w:rFonts w:ascii="Courier New" w:hAnsi="Courier New" w:eastAsia="NanumGothicCoding"/>
+                <w:sz w:val="18"/>
+                <w:szCs w:val="18"/>
+              </w:rPr>
+              <w:t xml:space="preserve">⑧ 경영진 검토 및 승인</w:t>
+            </w:r>
+          </w:p>
+          <w:p>
+            <w:pPr>
+              <w:spacing w:before="0" w:after="0" w:line="240" w:lineRule="auto"/>
+            </w:pPr>
+            <w:r>
+              <w:rPr>
+                <w:rFonts w:ascii="Courier New" w:hAnsi="Courier New" w:eastAsia="NanumGothicCoding"/>
+                <w:sz w:val="18"/>
+                <w:szCs w:val="18"/>
+              </w:rPr>
+              <w:t xml:space="preserve">    │</w:t>
+            </w:r>
+          </w:p>
+          <w:p>
+            <w:pPr>
+              <w:spacing w:before="0" w:after="0" w:line="240" w:lineRule="auto"/>
+            </w:pPr>
+            <w:r>
+              <w:rPr>
+                <w:rFonts w:ascii="Courier New" w:hAnsi="Courier New" w:eastAsia="NanumGothicCoding"/>
+                <w:sz w:val="18"/>
+                <w:szCs w:val="18"/>
+              </w:rPr>
+              <w:t xml:space="preserve">    ▼</w:t>
+            </w:r>
+          </w:p>
+          <w:p>
+            <w:pPr>
+              <w:spacing w:before="0" w:after="0" w:line="240" w:lineRule="auto"/>
+            </w:pPr>
+            <w:r>
+              <w:rPr>
+                <w:rFonts w:ascii="Courier New" w:hAnsi="Courier New" w:eastAsia="NanumGothicCoding"/>
+                <w:sz w:val="18"/>
+                <w:szCs w:val="18"/>
+              </w:rPr>
+              <w:t xml:space="preserve">⑨ 품질매뉴얼(QM-001) 및 인증 신청서에 반영</w:t>
+            </w:r>
+          </w:p>
+        </w:tc>
+      </w:tr>
+    </w:tbl>
     <w:bookmarkEnd w:id="20"/>
     <w:bookmarkEnd w:id="21"/>
     <w:bookmarkStart w:id="24" w:name="qms-적용-범위-기술서"/>
@@ -2439,7 +2517,7 @@
         </w:trPr>
         <w:tc>
           <w:tcPr>
-            <w:tcW w:w="2460" w:type="dxa"/>
+            <w:tcW w:w="2541" w:type="dxa"/>
             <w:tcMar>
               <w:top w:w="60" w:type="dxa"/>
               <w:left w:w="120" w:type="dxa"/>
@@ -2460,7 +2538,7 @@
         </w:tc>
         <w:tc>
           <w:tcPr>
-            <w:tcW w:w="6328" w:type="dxa"/>
+            <w:tcW w:w="6247" w:type="dxa"/>
             <w:tcMar>
               <w:top w:w="60" w:type="dxa"/>
               <w:left w:w="120" w:type="dxa"/>
@@ -2482,9 +2560,7 @@
       </w:tr>
       <w:tr>
         <w:tc>
-          <w:tcPr>
-            <w:tcW w:w="2460" w:type="dxa"/>
-          </w:tcPr>
+          <w:tcPr/>
           <w:p>
             <w:pPr>
               <w:pStyle w:val="Compact"/>
@@ -2496,7 +2572,7 @@
         </w:tc>
         <w:tc>
           <w:tcPr>
-            <w:tcW w:w="6328" w:type="dxa"/>
+            <w:tcW w:w="6247" w:type="dxa"/>
             <w:tcMar>
               <w:top w:w="60" w:type="dxa"/>
               <w:left w:w="120" w:type="dxa"/>
@@ -2529,6 +2605,7 @@
         </w:tc>
         <w:tc>
           <w:tcPr>
+            <w:tcW w:w="6247" w:type="dxa"/>
             <w:tcMar>
               <w:top w:w="60" w:type="dxa"/>
               <w:left w:w="120" w:type="dxa"/>
@@ -2560,9 +2637,7 @@
           </w:p>
         </w:tc>
         <w:tc>
-          <w:tcPr>
-            <w:tcW w:w="6328" w:type="dxa"/>
-          </w:tcPr>
+          <w:tcPr/>
           <w:p>
             <w:pPr>
               <w:pStyle w:val="Compact"/>
@@ -2575,19 +2650,10 @@
       </w:tr>
       <w:tr>
         <w:tc>
-          <w:tcPr>
-            <w:tcW w:w="2460" w:type="dxa"/>
-            <w:tcMar>
-              <w:top w:w="60" w:type="dxa"/>
-              <w:left w:w="120" w:type="dxa"/>
-              <w:bottom w:w="60" w:type="dxa"/>
-              <w:right w:w="120" w:type="dxa"/>
-            </w:tcMar>
-          </w:tcPr>
-          <w:p>
-            <w:pPr>
-              <w:pStyle w:val="Compact"/>
-              <w:wordWrap w:val="1"/>
+          <w:tcPr/>
+          <w:p>
+            <w:pPr>
+              <w:pStyle w:val="Compact"/>
             </w:pPr>
             <w:r>
               <w:t xml:space="preserve">적용 제품/서비스</w:t>
@@ -2595,10 +2661,19 @@
           </w:p>
         </w:tc>
         <w:tc>
-          <w:tcPr/>
-          <w:p>
-            <w:pPr>
-              <w:pStyle w:val="Compact"/>
+          <w:tcPr>
+            <w:tcW w:w="6247" w:type="dxa"/>
+            <w:tcMar>
+              <w:top w:w="60" w:type="dxa"/>
+              <w:left w:w="120" w:type="dxa"/>
+              <w:bottom w:w="60" w:type="dxa"/>
+              <w:right w:w="120" w:type="dxa"/>
+            </w:tcMar>
+          </w:tcPr>
+          <w:p>
+            <w:pPr>
+              <w:pStyle w:val="Compact"/>
+              <w:wordWrap w:val="1"/>
             </w:pPr>
             <w:r>
               <w:t xml:space="preserve">항공우주용 전자 부품 및 어셈블리의 설계, 제조, 검사 및 납품</w:t>
@@ -2656,18 +2731,10 @@
       </w:tr>
       <w:tr>
         <w:tc>
-          <w:tcPr>
-            <w:tcMar>
-              <w:top w:w="60" w:type="dxa"/>
-              <w:left w:w="120" w:type="dxa"/>
-              <w:bottom w:w="60" w:type="dxa"/>
-              <w:right w:w="120" w:type="dxa"/>
-            </w:tcMar>
-          </w:tcPr>
-          <w:p>
-            <w:pPr>
-              <w:pStyle w:val="Compact"/>
-              <w:wordWrap w:val="1"/>
+          <w:tcPr/>
+          <w:p>
+            <w:pPr>
+              <w:pStyle w:val="Compact"/>
             </w:pPr>
             <w:r>
               <w:t xml:space="preserve">적용 제외</w:t>
@@ -2675,18 +2742,10 @@
           </w:p>
         </w:tc>
         <w:tc>
-          <w:tcPr>
-            <w:tcMar>
-              <w:top w:w="60" w:type="dxa"/>
-              <w:left w:w="120" w:type="dxa"/>
-              <w:bottom w:w="60" w:type="dxa"/>
-              <w:right w:w="120" w:type="dxa"/>
-            </w:tcMar>
-          </w:tcPr>
-          <w:p>
-            <w:pPr>
-              <w:pStyle w:val="Compact"/>
-              <w:wordWrap w:val="1"/>
+          <w:tcPr/>
+          <w:p>
+            <w:pPr>
+              <w:pStyle w:val="Compact"/>
             </w:pPr>
             <w:r>
               <w:t xml:space="preserve">해당 사항 기재 (8절 참조)</w:t>
@@ -3189,7 +3248,7 @@
         </w:trPr>
         <w:tc>
           <w:tcPr>
-            <w:tcW w:w="2460" w:type="dxa"/>
+            <w:tcW w:w="1878" w:type="dxa"/>
             <w:tcMar>
               <w:top w:w="60" w:type="dxa"/>
               <w:left w:w="120" w:type="dxa"/>
@@ -3210,7 +3269,7 @@
         </w:tc>
         <w:tc>
           <w:tcPr>
-            <w:tcW w:w="6328" w:type="dxa"/>
+            <w:tcW w:w="6910" w:type="dxa"/>
             <w:tcMar>
               <w:top w:w="60" w:type="dxa"/>
               <w:left w:w="120" w:type="dxa"/>
@@ -3232,9 +3291,7 @@
       </w:tr>
       <w:tr>
         <w:tc>
-          <w:tcPr>
-            <w:tcW w:w="2460" w:type="dxa"/>
-          </w:tcPr>
+          <w:tcPr/>
           <w:p>
             <w:pPr>
               <w:pStyle w:val="Compact"/>
@@ -3246,7 +3303,7 @@
         </w:tc>
         <w:tc>
           <w:tcPr>
-            <w:tcW w:w="6328" w:type="dxa"/>
+            <w:tcW w:w="6910" w:type="dxa"/>
             <w:tcMar>
               <w:top w:w="60" w:type="dxa"/>
               <w:left w:w="120" w:type="dxa"/>
@@ -3279,6 +3336,7 @@
         </w:tc>
         <w:tc>
           <w:tcPr>
+            <w:tcW w:w="6910" w:type="dxa"/>
             <w:tcMar>
               <w:top w:w="60" w:type="dxa"/>
               <w:left w:w="120" w:type="dxa"/>
@@ -3310,9 +3368,7 @@
           </w:p>
         </w:tc>
         <w:tc>
-          <w:tcPr>
-            <w:tcW w:w="6328" w:type="dxa"/>
-          </w:tcPr>
+          <w:tcPr/>
           <w:p>
             <w:pPr>
               <w:pStyle w:val="Compact"/>
@@ -3325,19 +3381,10 @@
       </w:tr>
       <w:tr>
         <w:tc>
-          <w:tcPr>
-            <w:tcW w:w="2460" w:type="dxa"/>
-            <w:tcMar>
-              <w:top w:w="60" w:type="dxa"/>
-              <w:left w:w="120" w:type="dxa"/>
-              <w:bottom w:w="60" w:type="dxa"/>
-              <w:right w:w="120" w:type="dxa"/>
-            </w:tcMar>
-          </w:tcPr>
-          <w:p>
-            <w:pPr>
-              <w:pStyle w:val="Compact"/>
-              <w:wordWrap w:val="1"/>
+          <w:tcPr/>
+          <w:p>
+            <w:pPr>
+              <w:pStyle w:val="Compact"/>
             </w:pPr>
             <w:r>
               <w:t xml:space="preserve">승인</w:t>
@@ -3345,10 +3392,19 @@
           </w:p>
         </w:tc>
         <w:tc>
-          <w:tcPr/>
-          <w:p>
-            <w:pPr>
-              <w:pStyle w:val="Compact"/>
+          <w:tcPr>
+            <w:tcW w:w="6910" w:type="dxa"/>
+            <w:tcMar>
+              <w:top w:w="60" w:type="dxa"/>
+              <w:left w:w="120" w:type="dxa"/>
+              <w:bottom w:w="60" w:type="dxa"/>
+              <w:right w:w="120" w:type="dxa"/>
+            </w:tcMar>
+          </w:tcPr>
+          <w:p>
+            <w:pPr>
+              <w:pStyle w:val="Compact"/>
+              <w:wordWrap w:val="1"/>
             </w:pPr>
             <w:r>
               <w:t xml:space="preserve">대표이사 승인</w:t>
@@ -3358,18 +3414,10 @@
       </w:tr>
       <w:tr>
         <w:tc>
-          <w:tcPr>
-            <w:tcMar>
-              <w:top w:w="60" w:type="dxa"/>
-              <w:left w:w="120" w:type="dxa"/>
-              <w:bottom w:w="60" w:type="dxa"/>
-              <w:right w:w="120" w:type="dxa"/>
-            </w:tcMar>
-          </w:tcPr>
-          <w:p>
-            <w:pPr>
-              <w:pStyle w:val="Compact"/>
-              <w:wordWrap w:val="1"/>
+          <w:tcPr/>
+          <w:p>
+            <w:pPr>
+              <w:pStyle w:val="Compact"/>
             </w:pPr>
             <w:r>
               <w:t xml:space="preserve">기록 위치</w:t>
@@ -3377,18 +3425,10 @@
           </w:p>
         </w:tc>
         <w:tc>
-          <w:tcPr>
-            <w:tcMar>
-              <w:top w:w="60" w:type="dxa"/>
-              <w:left w:w="120" w:type="dxa"/>
-              <w:bottom w:w="60" w:type="dxa"/>
-              <w:right w:w="120" w:type="dxa"/>
-            </w:tcMar>
-          </w:tcPr>
-          <w:p>
-            <w:pPr>
-              <w:pStyle w:val="Compact"/>
-              <w:wordWrap w:val="1"/>
+          <w:tcPr/>
+          <w:p>
+            <w:pPr>
+              <w:pStyle w:val="Compact"/>
             </w:pPr>
             <w:r>
               <w:t xml:space="preserve">QM-001 §4.3 및 본 절차서</w:t>
@@ -3449,7 +3489,7 @@
         </w:trPr>
         <w:tc>
           <w:tcPr>
-            <w:tcW w:w="2460" w:type="dxa"/>
+            <w:tcW w:w="2203" w:type="dxa"/>
             <w:tcMar>
               <w:top w:w="60" w:type="dxa"/>
               <w:left w:w="120" w:type="dxa"/>
@@ -3470,7 +3510,7 @@
         </w:tc>
         <w:tc>
           <w:tcPr>
-            <w:tcW w:w="6328" w:type="dxa"/>
+            <w:tcW w:w="6585" w:type="dxa"/>
             <w:tcMar>
               <w:top w:w="60" w:type="dxa"/>
               <w:left w:w="120" w:type="dxa"/>
@@ -3492,9 +3532,7 @@
       </w:tr>
       <w:tr>
         <w:tc>
-          <w:tcPr>
-            <w:tcW w:w="2460" w:type="dxa"/>
-          </w:tcPr>
+          <w:tcPr/>
           <w:p>
             <w:pPr>
               <w:pStyle w:val="Compact"/>
@@ -3506,7 +3544,7 @@
         </w:tc>
         <w:tc>
           <w:tcPr>
-            <w:tcW w:w="6328" w:type="dxa"/>
+            <w:tcW w:w="6585" w:type="dxa"/>
             <w:tcMar>
               <w:top w:w="60" w:type="dxa"/>
               <w:left w:w="120" w:type="dxa"/>
@@ -3539,6 +3577,7 @@
         </w:tc>
         <w:tc>
           <w:tcPr>
+            <w:tcW w:w="6585" w:type="dxa"/>
             <w:tcMar>
               <w:top w:w="60" w:type="dxa"/>
               <w:left w:w="120" w:type="dxa"/>
@@ -3570,9 +3609,7 @@
           </w:p>
         </w:tc>
         <w:tc>
-          <w:tcPr>
-            <w:tcW w:w="6328" w:type="dxa"/>
-          </w:tcPr>
+          <w:tcPr/>
           <w:p>
             <w:pPr>
               <w:pStyle w:val="Compact"/>
@@ -3585,19 +3622,10 @@
       </w:tr>
       <w:tr>
         <w:tc>
-          <w:tcPr>
-            <w:tcW w:w="2460" w:type="dxa"/>
-            <w:tcMar>
-              <w:top w:w="60" w:type="dxa"/>
-              <w:left w:w="120" w:type="dxa"/>
-              <w:bottom w:w="60" w:type="dxa"/>
-              <w:right w:w="120" w:type="dxa"/>
-            </w:tcMar>
-          </w:tcPr>
-          <w:p>
-            <w:pPr>
-              <w:pStyle w:val="Compact"/>
-              <w:wordWrap w:val="1"/>
+          <w:tcPr/>
+          <w:p>
+            <w:pPr>
+              <w:pStyle w:val="Compact"/>
             </w:pPr>
             <w:r>
               <w:t xml:space="preserve">인증기관</w:t>
@@ -3605,10 +3633,19 @@
           </w:p>
         </w:tc>
         <w:tc>
-          <w:tcPr/>
-          <w:p>
-            <w:pPr>
-              <w:pStyle w:val="Compact"/>
+          <w:tcPr>
+            <w:tcW w:w="6585" w:type="dxa"/>
+            <w:tcMar>
+              <w:top w:w="60" w:type="dxa"/>
+              <w:left w:w="120" w:type="dxa"/>
+              <w:bottom w:w="60" w:type="dxa"/>
+              <w:right w:w="120" w:type="dxa"/>
+            </w:tcMar>
+          </w:tcPr>
+          <w:p>
+            <w:pPr>
+              <w:pStyle w:val="Compact"/>
+              <w:wordWrap w:val="1"/>
             </w:pPr>
             <w:r>
               <w:t xml:space="preserve">CB명</w:t>
@@ -3642,18 +3679,10 @@
       </w:tr>
       <w:tr>
         <w:tc>
-          <w:tcPr>
-            <w:tcMar>
-              <w:top w:w="60" w:type="dxa"/>
-              <w:left w:w="120" w:type="dxa"/>
-              <w:bottom w:w="60" w:type="dxa"/>
-              <w:right w:w="120" w:type="dxa"/>
-            </w:tcMar>
-          </w:tcPr>
-          <w:p>
-            <w:pPr>
-              <w:pStyle w:val="Compact"/>
-              <w:wordWrap w:val="1"/>
+          <w:tcPr/>
+          <w:p>
+            <w:pPr>
+              <w:pStyle w:val="Compact"/>
             </w:pPr>
             <w:r>
               <w:t xml:space="preserve">EA/IAF 코드</w:t>
@@ -3661,18 +3690,10 @@
           </w:p>
         </w:tc>
         <w:tc>
-          <w:tcPr>
-            <w:tcMar>
-              <w:top w:w="60" w:type="dxa"/>
-              <w:left w:w="120" w:type="dxa"/>
-              <w:bottom w:w="60" w:type="dxa"/>
-              <w:right w:w="120" w:type="dxa"/>
-            </w:tcMar>
-          </w:tcPr>
-          <w:p>
-            <w:pPr>
-              <w:pStyle w:val="Compact"/>
-              <w:wordWrap w:val="1"/>
+          <w:tcPr/>
+          <w:p>
+            <w:pPr>
+              <w:pStyle w:val="Compact"/>
             </w:pPr>
             <w:r>
               <w:t xml:space="preserve">해당 산업 분류 코드</w:t>
@@ -3779,7 +3800,7 @@
         </w:trPr>
         <w:tc>
           <w:tcPr>
-            <w:tcW w:w="2460" w:type="dxa"/>
+            <w:tcW w:w="3000" w:type="dxa"/>
             <w:tcMar>
               <w:top w:w="60" w:type="dxa"/>
               <w:left w:w="120" w:type="dxa"/>
@@ -3800,7 +3821,7 @@
         </w:tc>
         <w:tc>
           <w:tcPr>
-            <w:tcW w:w="6328" w:type="dxa"/>
+            <w:tcW w:w="5788" w:type="dxa"/>
             <w:tcMar>
               <w:top w:w="60" w:type="dxa"/>
               <w:left w:w="120" w:type="dxa"/>
@@ -3822,9 +3843,7 @@
       </w:tr>
       <w:tr>
         <w:tc>
-          <w:tcPr>
-            <w:tcW w:w="2460" w:type="dxa"/>
-          </w:tcPr>
+          <w:tcPr/>
           <w:p>
             <w:pPr>
               <w:pStyle w:val="Compact"/>
@@ -3836,7 +3855,7 @@
         </w:tc>
         <w:tc>
           <w:tcPr>
-            <w:tcW w:w="6328" w:type="dxa"/>
+            <w:tcW w:w="5788" w:type="dxa"/>
             <w:tcMar>
               <w:top w:w="60" w:type="dxa"/>
               <w:left w:w="120" w:type="dxa"/>
@@ -3869,6 +3888,7 @@
         </w:tc>
         <w:tc>
           <w:tcPr>
+            <w:tcW w:w="5788" w:type="dxa"/>
             <w:tcMar>
               <w:top w:w="60" w:type="dxa"/>
               <w:left w:w="120" w:type="dxa"/>
@@ -3900,9 +3920,7 @@
           </w:p>
         </w:tc>
         <w:tc>
-          <w:tcPr>
-            <w:tcW w:w="6328" w:type="dxa"/>
-          </w:tcPr>
+          <w:tcPr/>
           <w:p>
             <w:pPr>
               <w:pStyle w:val="Compact"/>
@@ -3915,19 +3933,10 @@
       </w:tr>
       <w:tr>
         <w:tc>
-          <w:tcPr>
-            <w:tcW w:w="2460" w:type="dxa"/>
-            <w:tcMar>
-              <w:top w:w="60" w:type="dxa"/>
-              <w:left w:w="120" w:type="dxa"/>
-              <w:bottom w:w="60" w:type="dxa"/>
-              <w:right w:w="120" w:type="dxa"/>
-            </w:tcMar>
-          </w:tcPr>
-          <w:p>
-            <w:pPr>
-              <w:pStyle w:val="Compact"/>
-              <w:wordWrap w:val="1"/>
+          <w:tcPr/>
+          <w:p>
+            <w:pPr>
+              <w:pStyle w:val="Compact"/>
             </w:pPr>
             <w:r>
               <w:t xml:space="preserve">고객 요구</w:t>
@@ -3935,10 +3944,19 @@
           </w:p>
         </w:tc>
         <w:tc>
-          <w:tcPr/>
-          <w:p>
-            <w:pPr>
-              <w:pStyle w:val="Compact"/>
+          <w:tcPr>
+            <w:tcW w:w="5788" w:type="dxa"/>
+            <w:tcMar>
+              <w:top w:w="60" w:type="dxa"/>
+              <w:left w:w="120" w:type="dxa"/>
+              <w:bottom w:w="60" w:type="dxa"/>
+              <w:right w:w="120" w:type="dxa"/>
+            </w:tcMar>
+          </w:tcPr>
+          <w:p>
+            <w:pPr>
+              <w:pStyle w:val="Compact"/>
+              <w:wordWrap w:val="1"/>
             </w:pPr>
             <w:r>
               <w:t xml:space="preserve">인증 범위 확대 요구</w:t>
@@ -3948,18 +3966,10 @@
       </w:tr>
       <w:tr>
         <w:tc>
-          <w:tcPr>
-            <w:tcMar>
-              <w:top w:w="60" w:type="dxa"/>
-              <w:left w:w="120" w:type="dxa"/>
-              <w:bottom w:w="60" w:type="dxa"/>
-              <w:right w:w="120" w:type="dxa"/>
-            </w:tcMar>
-          </w:tcPr>
-          <w:p>
-            <w:pPr>
-              <w:pStyle w:val="Compact"/>
-              <w:wordWrap w:val="1"/>
+          <w:tcPr/>
+          <w:p>
+            <w:pPr>
+              <w:pStyle w:val="Compact"/>
             </w:pPr>
             <w:r>
               <w:t xml:space="preserve">조직 구조 변경</w:t>
@@ -3967,18 +3977,10 @@
           </w:p>
         </w:tc>
         <w:tc>
-          <w:tcPr>
-            <w:tcMar>
-              <w:top w:w="60" w:type="dxa"/>
-              <w:left w:w="120" w:type="dxa"/>
-              <w:bottom w:w="60" w:type="dxa"/>
-              <w:right w:w="120" w:type="dxa"/>
-            </w:tcMar>
-          </w:tcPr>
-          <w:p>
-            <w:pPr>
-              <w:pStyle w:val="Compact"/>
-              <w:wordWrap w:val="1"/>
+          <w:tcPr/>
+          <w:p>
+            <w:pPr>
+              <w:pStyle w:val="Compact"/>
             </w:pPr>
             <w:r>
               <w:t xml:space="preserve">합병, 분사, 부서 재편</w:t>
@@ -4645,7 +4647,6 @@
               <w:bottom w:w="60" w:type="dxa"/>
               <w:right w:w="120" w:type="dxa"/>
             </w:tcMar>
-            <w:shd w:val="clear" w:color="auto" w:fill="DEEAF1"/>
           </w:tcPr>
           <w:p>
             <w:pPr>
@@ -4665,7 +4666,6 @@
               <w:bottom w:w="60" w:type="dxa"/>
               <w:right w:w="120" w:type="dxa"/>
             </w:tcMar>
-            <w:shd w:val="clear" w:color="auto" w:fill="DEEAF1"/>
           </w:tcPr>
           <w:p>
             <w:pPr>
@@ -4685,7 +4685,6 @@
               <w:bottom w:w="60" w:type="dxa"/>
               <w:right w:w="120" w:type="dxa"/>
             </w:tcMar>
-            <w:shd w:val="clear" w:color="auto" w:fill="DEEAF1"/>
           </w:tcPr>
           <w:p>
             <w:pPr>
@@ -5482,8 +5481,8 @@
     <w:rPrDefault>
       <w:rPr>
         <w:rFonts w:asciiTheme="minorHAnsi" w:cstheme="minorBidi" w:eastAsiaTheme="minorEastAsia" w:hAnsiTheme="minorHAnsi"/>
-        <w:sz w:val="24"/>
-        <w:szCs w:val="24"/>
+        <w:sz w:val="20"/>
+        <w:szCs w:val="20"/>
         <w:lang w:bidi="ar-SA" w:eastAsia="zh-CN" w:val="en-US"/>
       </w:rPr>
     </w:rPrDefault>
@@ -5551,8 +5550,8 @@
     </w:pPr>
     <w:rPr>
       <w:rFonts w:asciiTheme="majorHAnsi" w:cstheme="majorBidi" w:eastAsiaTheme="majorEastAsia" w:hAnsiTheme="majorHAnsi"/>
-      <w:sz w:val="56"/>
-      <w:szCs w:val="56"/>
+      <w:sz w:val="44"/>
+      <w:szCs w:val="44"/>
     </w:rPr>
   </w:style>
   <w:style w:customStyle="1" w:styleId="TitleChar" w:type="character">
@@ -5563,8 +5562,8 @@
     <w:rsid w:val="00A10FD9"/>
     <w:rPr>
       <w:rFonts w:asciiTheme="majorHAnsi" w:cstheme="majorBidi" w:eastAsiaTheme="majorEastAsia" w:hAnsiTheme="majorHAnsi"/>
-      <w:sz w:val="56"/>
-      <w:szCs w:val="56"/>
+      <w:sz w:val="44"/>
+      <w:szCs w:val="44"/>
     </w:rPr>
   </w:style>
   <w:style w:styleId="Subtitle" w:type="paragraph">
@@ -5686,8 +5685,8 @@
     <w:rPr>
       <w:rFonts w:asciiTheme="majorHAnsi" w:cstheme="majorBidi" w:eastAsiaTheme="majorEastAsia" w:hAnsiTheme="majorHAnsi"/>
       <w:color w:themeColor="accent1" w:themeShade="BF" w:val="0F4761"/>
-      <w:sz w:val="40"/>
-      <w:szCs w:val="40"/>
+      <w:sz w:val="32"/>
+      <w:szCs w:val="32"/>
     </w:rPr>
   </w:style>
   <w:style w:styleId="Heading2" w:type="paragraph">
@@ -5877,8 +5876,8 @@
     <w:rPr>
       <w:rFonts w:asciiTheme="majorHAnsi" w:cstheme="majorBidi" w:eastAsiaTheme="majorEastAsia" w:hAnsiTheme="majorHAnsi"/>
       <w:color w:themeColor="accent1" w:themeShade="BF" w:val="0F4761"/>
-      <w:sz w:val="40"/>
-      <w:szCs w:val="40"/>
+      <w:sz w:val="32"/>
+      <w:szCs w:val="32"/>
     </w:rPr>
   </w:style>
   <w:style w:customStyle="1" w:styleId="Heading2Char" w:type="character">
